--- a/doc/resume_SemenovRO.docx
+++ b/doc/resume_SemenovRO.docx
@@ -428,6 +428,7 @@
                 <w:b/>
               </w:rPr>
             </w:pPr>
+            <w:bookmarkStart w:id="0" w:name="_GoBack"/>
             <w:r>
               <w:rPr>
                 <w:noProof/>
@@ -436,7 +437,7 @@
               <mc:AlternateContent>
                 <mc:Choice Requires="wpc">
                   <w:drawing>
-                    <wp:inline distT="0" distB="0" distL="0" distR="0" wp14:anchorId="5962E14E" wp14:editId="6A4CFD53">
+                    <wp:inline distT="0" distB="0" distL="0" distR="0" wp14:anchorId="5962E14E" wp14:editId="5677A36C">
                       <wp:extent cx="4273550" cy="1169975"/>
                       <wp:effectExtent l="0" t="0" r="0" b="0"/>
                       <wp:docPr id="4" name="Полотно 4"/>
@@ -454,7 +455,7 @@
                               <wps:spPr>
                                 <a:xfrm>
                                   <a:off x="0" y="39919"/>
-                                  <a:ext cx="3844800" cy="177800"/>
+                                  <a:ext cx="4060800" cy="177800"/>
                                 </a:xfrm>
                                 <a:prstGeom prst="rect">
                                   <a:avLst/>
@@ -568,7 +569,7 @@
                               <wps:cNvSpPr txBox="1"/>
                               <wps:spPr>
                                 <a:xfrm>
-                                  <a:off x="3496877" y="12755"/>
+                                  <a:off x="3697768" y="12749"/>
                                   <a:ext cx="415925" cy="267335"/>
                                 </a:xfrm>
                                 <a:prstGeom prst="rect">
@@ -613,7 +614,7 @@
                                         <w:szCs w:val="18"/>
                                         <w:lang w:val="en-US"/>
                                       </w:rPr>
-                                      <w:t>90</w:t>
+                                      <w:t>95</w:t>
                                     </w:r>
                                     <w:r>
                                       <w:rPr>
@@ -641,7 +642,7 @@
                               <wps:spPr>
                                 <a:xfrm>
                                   <a:off x="0" y="263736"/>
-                                  <a:ext cx="3420000" cy="177165"/>
+                                  <a:ext cx="3636000" cy="177165"/>
                                 </a:xfrm>
                                 <a:prstGeom prst="rect">
                                   <a:avLst/>
@@ -759,7 +760,7 @@
                               <wps:cNvSpPr txBox="1"/>
                               <wps:spPr>
                                 <a:xfrm>
-                                  <a:off x="3056890" y="217729"/>
+                                  <a:off x="3256674" y="244503"/>
                                   <a:ext cx="415925" cy="266700"/>
                                 </a:xfrm>
                                 <a:prstGeom prst="rect">
@@ -804,7 +805,7 @@
                                         <w:szCs w:val="18"/>
                                         <w:lang w:val="en-US"/>
                                       </w:rPr>
-                                      <w:t>80</w:t>
+                                      <w:t>85</w:t>
                                     </w:r>
                                     <w:r>
                                       <w:rPr>
@@ -833,7 +834,7 @@
                               <wps:spPr>
                                 <a:xfrm>
                                   <a:off x="0" y="493067"/>
-                                  <a:ext cx="3204000" cy="176530"/>
+                                  <a:ext cx="3420000" cy="176530"/>
                                 </a:xfrm>
                                 <a:prstGeom prst="rect">
                                   <a:avLst/>
@@ -951,7 +952,7 @@
                               <wps:cNvSpPr txBox="1"/>
                               <wps:spPr>
                                 <a:xfrm>
-                                  <a:off x="2852352" y="457116"/>
+                                  <a:off x="3011858" y="456640"/>
                                   <a:ext cx="415925" cy="266065"/>
                                 </a:xfrm>
                                 <a:prstGeom prst="rect">
@@ -996,7 +997,7 @@
                                         <w:szCs w:val="18"/>
                                         <w:lang w:val="en-US"/>
                                       </w:rPr>
-                                      <w:t>75</w:t>
+                                      <w:t>80</w:t>
                                     </w:r>
                                     <w:r>
                                       <w:rPr>
@@ -1025,7 +1026,7 @@
                               <wps:spPr>
                                 <a:xfrm>
                                   <a:off x="0" y="717308"/>
-                                  <a:ext cx="3203575" cy="176530"/>
+                                  <a:ext cx="3636000" cy="176530"/>
                                 </a:xfrm>
                                 <a:prstGeom prst="rect">
                                   <a:avLst/>
@@ -1143,7 +1144,7 @@
                               <wps:cNvSpPr txBox="1"/>
                               <wps:spPr>
                                 <a:xfrm>
-                                  <a:off x="2852352" y="697907"/>
+                                  <a:off x="3256674" y="693880"/>
                                   <a:ext cx="415925" cy="266065"/>
                                 </a:xfrm>
                                 <a:prstGeom prst="rect">
@@ -1188,7 +1189,18 @@
                                         <w:szCs w:val="18"/>
                                         <w:lang w:val="en-US"/>
                                       </w:rPr>
-                                      <w:t>75%</w:t>
+                                      <w:t>8</w:t>
+                                    </w:r>
+                                    <w:r>
+                                      <w:rPr>
+                                        <w:rFonts w:asciiTheme="minorHAnsi" w:eastAsia="Meiryo" w:hAnsiTheme="minorHAnsi" w:cs="Arial"/>
+                                        <w:b/>
+                                        <w:bCs/>
+                                        <w:sz w:val="18"/>
+                                        <w:szCs w:val="18"/>
+                                        <w:lang w:val="en-US"/>
+                                      </w:rPr>
+                                      <w:t>5%</w:t>
                                     </w:r>
                                   </w:p>
                                 </w:txbxContent>
@@ -1206,7 +1218,7 @@
                               <wps:spPr>
                                 <a:xfrm>
                                   <a:off x="0" y="945850"/>
-                                  <a:ext cx="2775600" cy="176530"/>
+                                  <a:ext cx="3207600" cy="176530"/>
                                 </a:xfrm>
                                 <a:prstGeom prst="rect">
                                   <a:avLst/>
@@ -1262,7 +1274,7 @@
                               <wps:cNvSpPr txBox="1"/>
                               <wps:spPr>
                                 <a:xfrm>
-                                  <a:off x="2436427" y="881025"/>
+                                  <a:off x="2840749" y="893835"/>
                                   <a:ext cx="415925" cy="266065"/>
                                 </a:xfrm>
                                 <a:prstGeom prst="rect">
@@ -1307,7 +1319,7 @@
                                         <w:szCs w:val="18"/>
                                         <w:lang w:val="en-US"/>
                                       </w:rPr>
-                                      <w:t>6</w:t>
+                                      <w:t>7</w:t>
                                     </w:r>
                                     <w:r>
                                       <w:rPr>
@@ -1400,12 +1412,12 @@
                 </mc:Choice>
                 <mc:Fallback>
                   <w:pict>
-                    <v:group w14:anchorId="5962E14E" id="Полотно 4" o:spid="_x0000_s1026" editas="canvas" style="width:336.5pt;height:92.1pt;mso-position-horizontal-relative:char;mso-position-vertical-relative:line" coordsize="42735,11696" o:gfxdata="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">
+                    <v:group w14:anchorId="5962E14E" id="Полотно 4" o:spid="_x0000_s1026" editas="canvas" style="width:336.5pt;height:92.1pt;mso-position-horizontal-relative:char;mso-position-vertical-relative:line" coordsize="42735,11696" o:gfxdata="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">
                       <v:shape id="_x0000_s1027" type="#_x0000_t75" style="position:absolute;width:42735;height:11696;visibility:visible;mso-wrap-style:square">
                         <v:fill o:detectmouseclick="t"/>
                         <v:path o:connecttype="none"/>
                       </v:shape>
-                      <v:rect id="Прямоугольник 6" o:spid="_x0000_s1028" style="position:absolute;top:399;width:38448;height:1778;visibility:visible;mso-wrap-style:square;v-text-anchor:middle" o:gfxdata="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" fillcolor="#00a000" strokecolor="#94b6d2 [3204]" strokeweight=".5pt">
+                      <v:rect id="Прямоугольник 6" o:spid="_x0000_s1028" style="position:absolute;top:399;width:40608;height:1778;visibility:visible;mso-wrap-style:square;v-text-anchor:middle" o:gfxdata="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" fillcolor="#00a000" strokecolor="#94b6d2 [3204]" strokeweight=".5pt">
                         <v:fill color2="lime" rotate="t" angle="270" colors="0 #00a000;.5 #00e600;1 lime" focus="100%" type="gradient"/>
                       </v:rect>
                       <v:shapetype id="_x0000_t202" coordsize="21600,21600" o:spt="202" path="m,l,21600r21600,l21600,xe">
@@ -1434,7 +1446,7 @@
                           </w:txbxContent>
                         </v:textbox>
                       </v:shape>
-                      <v:shape id="Надпись 5" o:spid="_x0000_s1030" type="#_x0000_t202" style="position:absolute;left:34968;top:127;width:4160;height:2673;visibility:visible;mso-wrap-style:none;v-text-anchor:top" o:gfxdata="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" filled="f" stroked="f" strokeweight=".5pt">
+                      <v:shape id="Надпись 5" o:spid="_x0000_s1030" type="#_x0000_t202" style="position:absolute;left:36977;top:127;width:4159;height:2673;visibility:visible;mso-wrap-style:none;v-text-anchor:top" o:gfxdata="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" filled="f" stroked="f" strokeweight=".5pt">
                         <v:textbox>
                           <w:txbxContent>
                             <w:p>
@@ -1454,7 +1466,7 @@
                                   <w:szCs w:val="18"/>
                                   <w:lang w:val="en-US"/>
                                 </w:rPr>
-                                <w:t>90</w:t>
+                                <w:t>95</w:t>
                               </w:r>
                               <w:r>
                                 <w:rPr>
@@ -1470,7 +1482,7 @@
                           </w:txbxContent>
                         </v:textbox>
                       </v:shape>
-                      <v:rect id="Прямоугольник 8" o:spid="_x0000_s1031" style="position:absolute;top:2637;width:34200;height:1772;visibility:visible;mso-wrap-style:square;v-text-anchor:middle" o:gfxdata="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" fillcolor="#00a000" strokecolor="#94b6d2 [3204]" strokeweight=".5pt">
+                      <v:rect id="Прямоугольник 8" o:spid="_x0000_s1031" style="position:absolute;top:2637;width:36360;height:1772;visibility:visible;mso-wrap-style:square;v-text-anchor:middle" o:gfxdata="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" fillcolor="#00a000" strokecolor="#94b6d2 [3204]" strokeweight=".5pt">
                         <v:fill color2="lime" rotate="t" angle="270" colors="0 #00a000;.5 #00e600;1 lime" focus="100%" type="gradient"/>
                       </v:rect>
                       <v:shape id="Надпись 5" o:spid="_x0000_s1032" type="#_x0000_t202" style="position:absolute;top:2445;width:10102;height:3175;visibility:visible;mso-wrap-style:none;v-text-anchor:top" o:gfxdata="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" filled="f" stroked="f" strokeweight=".5pt">
@@ -1499,7 +1511,73 @@
                           </w:txbxContent>
                         </v:textbox>
                       </v:shape>
-                      <v:shape id="Надпись 5" o:spid="_x0000_s1033" type="#_x0000_t202" style="position:absolute;left:30568;top:2177;width:4160;height:2667;visibility:visible;mso-wrap-style:none;v-text-anchor:top" o:gfxdata="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" filled="f" stroked="f" strokeweight=".5pt">
+                      <v:shape id="Надпись 5" o:spid="_x0000_s1033" type="#_x0000_t202" style="position:absolute;left:32566;top:2445;width:4159;height:2667;visibility:visible;mso-wrap-style:none;v-text-anchor:top" o:gfxdata="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" filled="f" stroked="f" strokeweight=".5pt">
+                        <v:textbox>
+                          <w:txbxContent>
+                            <w:p>
+                              <w:pPr>
+                                <w:pStyle w:val="af5"/>
+                                <w:spacing w:before="0" w:beforeAutospacing="0" w:after="0" w:afterAutospacing="0"/>
+                                <w:rPr>
+                                  <w:rFonts w:asciiTheme="minorHAnsi" w:hAnsiTheme="minorHAnsi"/>
+                                </w:rPr>
+                              </w:pPr>
+                              <w:r>
+                                <w:rPr>
+                                  <w:rFonts w:asciiTheme="minorHAnsi" w:eastAsia="Meiryo" w:hAnsiTheme="minorHAnsi" w:cs="Arial"/>
+                                  <w:b/>
+                                  <w:bCs/>
+                                  <w:sz w:val="18"/>
+                                  <w:szCs w:val="18"/>
+                                  <w:lang w:val="en-US"/>
+                                </w:rPr>
+                                <w:t>85</w:t>
+                              </w:r>
+                              <w:r>
+                                <w:rPr>
+                                  <w:rFonts w:asciiTheme="minorHAnsi" w:eastAsia="Meiryo" w:hAnsiTheme="minorHAnsi" w:cs="Arial"/>
+                                  <w:b/>
+                                  <w:bCs/>
+                                  <w:sz w:val="18"/>
+                                  <w:szCs w:val="18"/>
+                                  <w:lang w:val="en-US"/>
+                                </w:rPr>
+                                <w:t>%</w:t>
+                              </w:r>
+                            </w:p>
+                          </w:txbxContent>
+                        </v:textbox>
+                      </v:shape>
+                      <v:rect id="Прямоугольник 19" o:spid="_x0000_s1034" style="position:absolute;top:4930;width:34200;height:1765;visibility:visible;mso-wrap-style:square;v-text-anchor:middle" o:gfxdata="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" fillcolor="#00a000" strokecolor="#94b6d2 [3204]" strokeweight=".5pt">
+                        <v:fill color2="lime" rotate="t" angle="270" colors="0 #00a000;.5 #00e600;1 lime" focus="100%" type="gradient"/>
+                      </v:rect>
+                      <v:shape id="Надпись 5" o:spid="_x0000_s1035" type="#_x0000_t202" style="position:absolute;top:4737;width:7658;height:3163;visibility:visible;mso-wrap-style:none;v-text-anchor:top" o:gfxdata="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" filled="f" stroked="f" strokeweight=".5pt">
+                        <v:textbox>
+                          <w:txbxContent>
+                            <w:p>
+                              <w:pPr>
+                                <w:pStyle w:val="af5"/>
+                                <w:spacing w:before="0" w:beforeAutospacing="0" w:after="0" w:afterAutospacing="0" w:line="200" w:lineRule="exact"/>
+                                <w:rPr>
+                                  <w:rFonts w:asciiTheme="minorHAnsi" w:hAnsiTheme="minorHAnsi"/>
+                                </w:rPr>
+                              </w:pPr>
+                              <w:r>
+                                <w:rPr>
+                                  <w:rFonts w:asciiTheme="minorHAnsi" w:eastAsia="Meiryo" w:hAnsiTheme="minorHAnsi" w:cs="Arial"/>
+                                  <w:b/>
+                                  <w:bCs/>
+                                  <w:sz w:val="18"/>
+                                  <w:szCs w:val="18"/>
+                                  <w:lang w:val="en-US"/>
+                                </w:rPr>
+                                <w:t>JavaScript</w:t>
+                              </w:r>
+                            </w:p>
+                          </w:txbxContent>
+                        </v:textbox>
+                      </v:shape>
+                      <v:shape id="Надпись 5" o:spid="_x0000_s1036" type="#_x0000_t202" style="position:absolute;left:30118;top:4566;width:4159;height:2661;visibility:visible;mso-wrap-style:none;v-text-anchor:top" o:gfxdata="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" filled="f" stroked="f" strokeweight=".5pt">
                         <v:textbox>
                           <w:txbxContent>
                             <w:p>
@@ -1536,73 +1614,7 @@
                           </w:txbxContent>
                         </v:textbox>
                       </v:shape>
-                      <v:rect id="Прямоугольник 19" o:spid="_x0000_s1034" style="position:absolute;top:4930;width:32040;height:1765;visibility:visible;mso-wrap-style:square;v-text-anchor:middle" o:gfxdata="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" fillcolor="#00a000" strokecolor="#94b6d2 [3204]" strokeweight=".5pt">
-                        <v:fill color2="lime" rotate="t" angle="270" colors="0 #00a000;.5 #00e600;1 lime" focus="100%" type="gradient"/>
-                      </v:rect>
-                      <v:shape id="Надпись 5" o:spid="_x0000_s1035" type="#_x0000_t202" style="position:absolute;top:4737;width:7658;height:3163;visibility:visible;mso-wrap-style:none;v-text-anchor:top" o:gfxdata="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" filled="f" stroked="f" strokeweight=".5pt">
-                        <v:textbox>
-                          <w:txbxContent>
-                            <w:p>
-                              <w:pPr>
-                                <w:pStyle w:val="af5"/>
-                                <w:spacing w:before="0" w:beforeAutospacing="0" w:after="0" w:afterAutospacing="0" w:line="200" w:lineRule="exact"/>
-                                <w:rPr>
-                                  <w:rFonts w:asciiTheme="minorHAnsi" w:hAnsiTheme="minorHAnsi"/>
-                                </w:rPr>
-                              </w:pPr>
-                              <w:r>
-                                <w:rPr>
-                                  <w:rFonts w:asciiTheme="minorHAnsi" w:eastAsia="Meiryo" w:hAnsiTheme="minorHAnsi" w:cs="Arial"/>
-                                  <w:b/>
-                                  <w:bCs/>
-                                  <w:sz w:val="18"/>
-                                  <w:szCs w:val="18"/>
-                                  <w:lang w:val="en-US"/>
-                                </w:rPr>
-                                <w:t>JavaScript</w:t>
-                              </w:r>
-                            </w:p>
-                          </w:txbxContent>
-                        </v:textbox>
-                      </v:shape>
-                      <v:shape id="Надпись 5" o:spid="_x0000_s1036" type="#_x0000_t202" style="position:absolute;left:28523;top:4571;width:4159;height:2660;visibility:visible;mso-wrap-style:none;v-text-anchor:top" o:gfxdata="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" filled="f" stroked="f" strokeweight=".5pt">
-                        <v:textbox>
-                          <w:txbxContent>
-                            <w:p>
-                              <w:pPr>
-                                <w:pStyle w:val="af5"/>
-                                <w:spacing w:before="0" w:beforeAutospacing="0" w:after="0" w:afterAutospacing="0"/>
-                                <w:rPr>
-                                  <w:rFonts w:asciiTheme="minorHAnsi" w:hAnsiTheme="minorHAnsi"/>
-                                </w:rPr>
-                              </w:pPr>
-                              <w:r>
-                                <w:rPr>
-                                  <w:rFonts w:asciiTheme="minorHAnsi" w:eastAsia="Meiryo" w:hAnsiTheme="minorHAnsi" w:cs="Arial"/>
-                                  <w:b/>
-                                  <w:bCs/>
-                                  <w:sz w:val="18"/>
-                                  <w:szCs w:val="18"/>
-                                  <w:lang w:val="en-US"/>
-                                </w:rPr>
-                                <w:t>75</w:t>
-                              </w:r>
-                              <w:r>
-                                <w:rPr>
-                                  <w:rFonts w:asciiTheme="minorHAnsi" w:eastAsia="Meiryo" w:hAnsiTheme="minorHAnsi" w:cs="Arial"/>
-                                  <w:b/>
-                                  <w:bCs/>
-                                  <w:sz w:val="18"/>
-                                  <w:szCs w:val="18"/>
-                                  <w:lang w:val="en-US"/>
-                                </w:rPr>
-                                <w:t>%</w:t>
-                              </w:r>
-                            </w:p>
-                          </w:txbxContent>
-                        </v:textbox>
-                      </v:shape>
-                      <v:rect id="Прямоугольник 22" o:spid="_x0000_s1037" style="position:absolute;top:7173;width:32035;height:1765;visibility:visible;mso-wrap-style:square;v-text-anchor:middle" o:gfxdata="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" fillcolor="#00a000" strokecolor="#94b6d2 [3204]" strokeweight=".5pt">
+                      <v:rect id="Прямоугольник 22" o:spid="_x0000_s1037" style="position:absolute;top:7173;width:36360;height:1765;visibility:visible;mso-wrap-style:square;v-text-anchor:middle" o:gfxdata="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" fillcolor="#00a000" strokecolor="#94b6d2 [3204]" strokeweight=".5pt">
                         <v:fill color2="lime" rotate="t" angle="270" colors="0 #00a000;.5 #00e600;1 lime" focus="100%" type="gradient"/>
                       </v:rect>
                       <v:shape id="Надпись 5" o:spid="_x0000_s1038" type="#_x0000_t202" style="position:absolute;top:6979;width:3949;height:3168;visibility:visible;mso-wrap-style:none;v-text-anchor:top" o:gfxdata="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" filled="f" stroked="f" strokeweight=".5pt">
@@ -1631,7 +1643,7 @@
                           </w:txbxContent>
                         </v:textbox>
                       </v:shape>
-                      <v:shape id="Надпись 5" o:spid="_x0000_s1039" type="#_x0000_t202" style="position:absolute;left:28523;top:6979;width:4159;height:2660;visibility:visible;mso-wrap-style:none;v-text-anchor:top" o:gfxdata="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" filled="f" stroked="f" strokeweight=".5pt">
+                      <v:shape id="Надпись 5" o:spid="_x0000_s1039" type="#_x0000_t202" style="position:absolute;left:32566;top:6938;width:4159;height:2661;visibility:visible;mso-wrap-style:none;v-text-anchor:top" o:gfxdata="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" filled="f" stroked="f" strokeweight=".5pt">
                         <v:textbox>
                           <w:txbxContent>
                             <w:p>
@@ -1651,16 +1663,27 @@
                                   <w:szCs w:val="18"/>
                                   <w:lang w:val="en-US"/>
                                 </w:rPr>
-                                <w:t>75%</w:t>
+                                <w:t>8</w:t>
+                              </w:r>
+                              <w:r>
+                                <w:rPr>
+                                  <w:rFonts w:asciiTheme="minorHAnsi" w:eastAsia="Meiryo" w:hAnsiTheme="minorHAnsi" w:cs="Arial"/>
+                                  <w:b/>
+                                  <w:bCs/>
+                                  <w:sz w:val="18"/>
+                                  <w:szCs w:val="18"/>
+                                  <w:lang w:val="en-US"/>
+                                </w:rPr>
+                                <w:t>5%</w:t>
                               </w:r>
                             </w:p>
                           </w:txbxContent>
                         </v:textbox>
                       </v:shape>
-                      <v:rect id="Прямоугольник 25" o:spid="_x0000_s1040" style="position:absolute;top:9458;width:27756;height:1765;visibility:visible;mso-wrap-style:square;v-text-anchor:middle" o:gfxdata="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" fillcolor="#00a000" strokecolor="#94b6d2 [3204]" strokeweight=".5pt">
+                      <v:rect id="Прямоугольник 25" o:spid="_x0000_s1040" style="position:absolute;top:9458;width:32076;height:1765;visibility:visible;mso-wrap-style:square;v-text-anchor:middle" o:gfxdata="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" fillcolor="#00a000" strokecolor="#94b6d2 [3204]" strokeweight=".5pt">
                         <v:fill color2="lime" rotate="t" angle="270" colors="0 #00a000;.5 #00e600;1 lime" focus="100%" type="gradient"/>
                       </v:rect>
-                      <v:shape id="Надпись 5" o:spid="_x0000_s1041" type="#_x0000_t202" style="position:absolute;left:24364;top:8810;width:4159;height:2660;visibility:visible;mso-wrap-style:none;v-text-anchor:bottom" o:gfxdata="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" filled="f" stroked="f" strokeweight=".5pt">
+                      <v:shape id="Надпись 5" o:spid="_x0000_s1041" type="#_x0000_t202" style="position:absolute;left:28407;top:8938;width:4159;height:2661;visibility:visible;mso-wrap-style:none;v-text-anchor:bottom" o:gfxdata="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" filled="f" stroked="f" strokeweight=".5pt">
                         <v:textbox>
                           <w:txbxContent>
                             <w:p>
@@ -1680,7 +1703,7 @@
                                   <w:szCs w:val="18"/>
                                   <w:lang w:val="en-US"/>
                                 </w:rPr>
-                                <w:t>6</w:t>
+                                <w:t>7</w:t>
                               </w:r>
                               <w:r>
                                 <w:rPr>
@@ -1729,6 +1752,7 @@
                 </mc:Fallback>
               </mc:AlternateContent>
             </w:r>
+            <w:bookmarkEnd w:id="0"/>
             <w:r>
               <w:br/>
             </w:r>
@@ -1743,6 +1767,7 @@
             <w:pPr>
               <w:rPr>
                 <w:b/>
+                <w:lang w:val="en-US"/>
               </w:rPr>
             </w:pPr>
             <w:r>
@@ -1752,6 +1777,9 @@
               <w:t>Git</w:t>
             </w:r>
             <w:r>
+              <w:rPr>
+                <w:lang w:val="en-US"/>
+              </w:rPr>
               <w:t xml:space="preserve">, </w:t>
             </w:r>
             <w:r>
@@ -1761,6 +1789,9 @@
               <w:t>Docker</w:t>
             </w:r>
             <w:r>
+              <w:rPr>
+                <w:lang w:val="en-US"/>
+              </w:rPr>
               <w:t xml:space="preserve">, </w:t>
             </w:r>
             <w:r>
@@ -1770,6 +1801,9 @@
               <w:t>Next</w:t>
             </w:r>
             <w:r>
+              <w:rPr>
+                <w:lang w:val="en-US"/>
+              </w:rPr>
               <w:t>.</w:t>
             </w:r>
             <w:r>
@@ -1779,6 +1813,9 @@
               <w:t>js</w:t>
             </w:r>
             <w:r>
+              <w:rPr>
+                <w:lang w:val="en-US"/>
+              </w:rPr>
               <w:t xml:space="preserve">, </w:t>
             </w:r>
             <w:r>
@@ -1788,7 +1825,16 @@
               <w:t>TypeScript</w:t>
             </w:r>
             <w:r>
+              <w:rPr>
+                <w:lang w:val="en-US"/>
+              </w:rPr>
               <w:t xml:space="preserve">, </w:t>
+            </w:r>
+            <w:r>
+              <w:rPr>
+                <w:lang w:val="en-US"/>
+              </w:rPr>
+              <w:t xml:space="preserve">GSUP, </w:t>
             </w:r>
             <w:r>
               <w:rPr>
@@ -1797,6 +1843,9 @@
               <w:t>Bootstrap</w:t>
             </w:r>
             <w:r>
+              <w:rPr>
+                <w:lang w:val="en-US"/>
+              </w:rPr>
               <w:t xml:space="preserve"> 5, </w:t>
             </w:r>
             <w:r>
@@ -1806,6 +1855,9 @@
               <w:t>Ant</w:t>
             </w:r>
             <w:r>
+              <w:rPr>
+                <w:lang w:val="en-US"/>
+              </w:rPr>
               <w:t xml:space="preserve"> </w:t>
             </w:r>
             <w:r>
@@ -1815,6 +1867,9 @@
               <w:t>Design</w:t>
             </w:r>
             <w:r>
+              <w:rPr>
+                <w:lang w:val="en-US"/>
+              </w:rPr>
               <w:t xml:space="preserve">, </w:t>
             </w:r>
             <w:r>
@@ -1824,6 +1879,9 @@
               <w:t>SASS</w:t>
             </w:r>
             <w:r>
+              <w:rPr>
+                <w:lang w:val="en-US"/>
+              </w:rPr>
               <w:t xml:space="preserve">, </w:t>
             </w:r>
             <w:r>
@@ -1833,6 +1891,9 @@
               <w:t>ASP</w:t>
             </w:r>
             <w:r>
+              <w:rPr>
+                <w:lang w:val="en-US"/>
+              </w:rPr>
               <w:t xml:space="preserve"> .</w:t>
             </w:r>
             <w:r>
@@ -1842,6 +1903,9 @@
               <w:t>NET</w:t>
             </w:r>
             <w:r>
+              <w:rPr>
+                <w:lang w:val="en-US"/>
+              </w:rPr>
               <w:t xml:space="preserve"> </w:t>
             </w:r>
             <w:r>
@@ -1851,6 +1915,9 @@
               <w:t>Core</w:t>
             </w:r>
             <w:r>
+              <w:rPr>
+                <w:lang w:val="en-US"/>
+              </w:rPr>
               <w:t xml:space="preserve">, </w:t>
             </w:r>
             <w:r>
@@ -1860,6 +1927,9 @@
               <w:t>Entity</w:t>
             </w:r>
             <w:r>
+              <w:rPr>
+                <w:lang w:val="en-US"/>
+              </w:rPr>
               <w:t xml:space="preserve"> </w:t>
             </w:r>
             <w:r>
@@ -1869,6 +1939,9 @@
               <w:t>Framework</w:t>
             </w:r>
             <w:r>
+              <w:rPr>
+                <w:lang w:val="en-US"/>
+              </w:rPr>
               <w:t xml:space="preserve"> </w:t>
             </w:r>
             <w:r>
@@ -1878,6 +1951,9 @@
               <w:t>Core</w:t>
             </w:r>
             <w:r>
+              <w:rPr>
+                <w:lang w:val="en-US"/>
+              </w:rPr>
               <w:t xml:space="preserve"> 9, </w:t>
             </w:r>
             <w:r>
@@ -1887,6 +1963,9 @@
               <w:t>MS</w:t>
             </w:r>
             <w:r>
+              <w:rPr>
+                <w:lang w:val="en-US"/>
+              </w:rPr>
               <w:t xml:space="preserve"> </w:t>
             </w:r>
             <w:r>
@@ -1896,6 +1975,9 @@
               <w:t>SQL</w:t>
             </w:r>
             <w:r>
+              <w:rPr>
+                <w:lang w:val="en-US"/>
+              </w:rPr>
               <w:t xml:space="preserve"> </w:t>
             </w:r>
             <w:r>
@@ -1905,6 +1987,9 @@
               <w:t>Server</w:t>
             </w:r>
             <w:r>
+              <w:rPr>
+                <w:lang w:val="en-US"/>
+              </w:rPr>
               <w:t xml:space="preserve">, </w:t>
             </w:r>
             <w:r>
@@ -1914,6 +1999,9 @@
               <w:t>PostgreSQL</w:t>
             </w:r>
             <w:r>
+              <w:rPr>
+                <w:lang w:val="en-US"/>
+              </w:rPr>
               <w:t xml:space="preserve">, </w:t>
             </w:r>
             <w:r>
@@ -1923,6 +2011,9 @@
               <w:t>SQLite</w:t>
             </w:r>
             <w:r>
+              <w:rPr>
+                <w:lang w:val="en-US"/>
+              </w:rPr>
               <w:t xml:space="preserve">, </w:t>
             </w:r>
             <w:r>
@@ -1932,6 +2023,9 @@
               <w:t>NUnit</w:t>
             </w:r>
             <w:r>
+              <w:rPr>
+                <w:lang w:val="en-US"/>
+              </w:rPr>
               <w:t xml:space="preserve">, </w:t>
             </w:r>
             <w:r>
@@ -1941,6 +2035,9 @@
               <w:t>XUnit</w:t>
             </w:r>
             <w:r>
+              <w:rPr>
+                <w:lang w:val="en-US"/>
+              </w:rPr>
               <w:t xml:space="preserve">, </w:t>
             </w:r>
             <w:r>
@@ -2284,8 +2381,6 @@
             <w:r>
               <w:t>Компьютерные игры</w:t>
             </w:r>
-            <w:bookmarkStart w:id="0" w:name="_GoBack"/>
-            <w:bookmarkEnd w:id="0"/>
           </w:p>
           <w:p>
             <w:r>
@@ -2377,7 +2472,7 @@
             <wp:docPr id="3" name="Графический объект 3">
               <a:extLst xmlns:a="http://schemas.openxmlformats.org/drawingml/2006/main">
                 <a:ext uri="{C183D7F6-B498-43B3-948B-1728B52AA6E4}">
-                  <adec:decorative xmlns="" xmlns:cx="http://schemas.microsoft.com/office/drawing/2014/chartex" xmlns:cx1="http://schemas.microsoft.com/office/drawing/2015/9/8/chartex" xmlns:cx2="http://schemas.microsoft.com/office/drawing/2015/10/21/chartex" xmlns:cx3="http://schemas.microsoft.com/office/drawing/2016/5/9/chartex" xmlns:cx4="http://schemas.microsoft.com/office/drawing/2016/5/10/chartex" xmlns:cx5="http://schemas.microsoft.com/office/drawing/2016/5/11/chartex" xmlns:cx6="http://schemas.microsoft.com/office/drawing/2016/5/12/chartex" xmlns:cx7="http://schemas.microsoft.com/office/drawing/2016/5/13/chartex" xmlns:cx8="http://schemas.microsoft.com/office/drawing/2016/5/14/chartex" xmlns:aink="http://schemas.microsoft.com/office/drawing/2016/ink" xmlns:am3d="http://schemas.microsoft.com/office/drawing/2017/model3d" xmlns:o="urn:schemas-microsoft-com:office:office" xmlns:v="urn:schemas-microsoft-com:vml" xmlns:w10="urn:schemas-microsoft-com:office:word" xmlns:w="http://schemas.openxmlformats.org/wordprocessingml/2006/main" xmlns:w16cid="http://schemas.microsoft.com/office/word/2016/wordml/cid" xmlns:w16se="http://schemas.microsoft.com/office/word/2015/wordml/symex" xmlns:adec="http://schemas.microsoft.com/office/drawing/2017/decorative" val="1"/>
+                  <adec:decorative xmlns:adec="http://schemas.microsoft.com/office/drawing/2017/decorative" xmlns:w16se="http://schemas.microsoft.com/office/word/2015/wordml/symex" xmlns:w16cid="http://schemas.microsoft.com/office/word/2016/wordml/cid" xmlns:w="http://schemas.openxmlformats.org/wordprocessingml/2006/main" xmlns:w10="urn:schemas-microsoft-com:office:word" xmlns:v="urn:schemas-microsoft-com:vml" xmlns:o="urn:schemas-microsoft-com:office:office" xmlns:am3d="http://schemas.microsoft.com/office/drawing/2017/model3d" xmlns:aink="http://schemas.microsoft.com/office/drawing/2016/ink" xmlns:cx8="http://schemas.microsoft.com/office/drawing/2016/5/14/chartex" xmlns:cx7="http://schemas.microsoft.com/office/drawing/2016/5/13/chartex" xmlns:cx6="http://schemas.microsoft.com/office/drawing/2016/5/12/chartex" xmlns:cx5="http://schemas.microsoft.com/office/drawing/2016/5/11/chartex" xmlns:cx4="http://schemas.microsoft.com/office/drawing/2016/5/10/chartex" xmlns:cx3="http://schemas.microsoft.com/office/drawing/2016/5/9/chartex" xmlns:cx2="http://schemas.microsoft.com/office/drawing/2015/10/21/chartex" xmlns:cx1="http://schemas.microsoft.com/office/drawing/2015/9/8/chartex" xmlns:cx="http://schemas.microsoft.com/office/drawing/2014/chartex" xmlns="" val="1"/>
                 </a:ext>
               </a:extLst>
             </wp:docPr>
@@ -2398,7 +2493,7 @@
                           <a14:useLocalDpi xmlns:a14="http://schemas.microsoft.com/office/drawing/2010/main" val="0"/>
                         </a:ext>
                         <a:ext uri="{96DAC541-7B7A-43D3-8B79-37D633B846F1}">
-                          <asvg:svgBlip xmlns="" xmlns:cx="http://schemas.microsoft.com/office/drawing/2014/chartex" xmlns:cx1="http://schemas.microsoft.com/office/drawing/2015/9/8/chartex" xmlns:cx2="http://schemas.microsoft.com/office/drawing/2015/10/21/chartex" xmlns:cx3="http://schemas.microsoft.com/office/drawing/2016/5/9/chartex" xmlns:cx4="http://schemas.microsoft.com/office/drawing/2016/5/10/chartex" xmlns:cx5="http://schemas.microsoft.com/office/drawing/2016/5/11/chartex" xmlns:cx6="http://schemas.microsoft.com/office/drawing/2016/5/12/chartex" xmlns:cx7="http://schemas.microsoft.com/office/drawing/2016/5/13/chartex" xmlns:cx8="http://schemas.microsoft.com/office/drawing/2016/5/14/chartex" xmlns:aink="http://schemas.microsoft.com/office/drawing/2016/ink" xmlns:am3d="http://schemas.microsoft.com/office/drawing/2017/model3d" xmlns:o="urn:schemas-microsoft-com:office:office" xmlns:v="urn:schemas-microsoft-com:vml" xmlns:w10="urn:schemas-microsoft-com:office:word" xmlns:w="http://schemas.openxmlformats.org/wordprocessingml/2006/main" xmlns:w16cid="http://schemas.microsoft.com/office/word/2016/wordml/cid" xmlns:w16se="http://schemas.microsoft.com/office/word/2015/wordml/symex" xmlns:asvg="http://schemas.microsoft.com/office/drawing/2016/SVG/main" r:embed="rId16"/>
+                          <asvg:svgBlip xmlns:asvg="http://schemas.microsoft.com/office/drawing/2016/SVG/main" xmlns:w16se="http://schemas.microsoft.com/office/word/2015/wordml/symex" xmlns:w16cid="http://schemas.microsoft.com/office/word/2016/wordml/cid" xmlns:w="http://schemas.openxmlformats.org/wordprocessingml/2006/main" xmlns:w10="urn:schemas-microsoft-com:office:word" xmlns:v="urn:schemas-microsoft-com:vml" xmlns:o="urn:schemas-microsoft-com:office:office" xmlns:am3d="http://schemas.microsoft.com/office/drawing/2017/model3d" xmlns:aink="http://schemas.microsoft.com/office/drawing/2016/ink" xmlns:cx8="http://schemas.microsoft.com/office/drawing/2016/5/14/chartex" xmlns:cx7="http://schemas.microsoft.com/office/drawing/2016/5/13/chartex" xmlns:cx6="http://schemas.microsoft.com/office/drawing/2016/5/12/chartex" xmlns:cx5="http://schemas.microsoft.com/office/drawing/2016/5/11/chartex" xmlns:cx4="http://schemas.microsoft.com/office/drawing/2016/5/10/chartex" xmlns:cx3="http://schemas.microsoft.com/office/drawing/2016/5/9/chartex" xmlns:cx2="http://schemas.microsoft.com/office/drawing/2015/10/21/chartex" xmlns:cx1="http://schemas.microsoft.com/office/drawing/2015/9/8/chartex" xmlns:cx="http://schemas.microsoft.com/office/drawing/2014/chartex" xmlns="" r:embed="rId16"/>
                         </a:ext>
                       </a:extLst>
                     </a:blip>
@@ -3572,10 +3667,11 @@
   </w:font>
   <w:font w:name="Segoe UI">
     <w:panose1 w:val="020B0502040204020203"/>
-    <w:charset w:val="CC"/>
+    <w:charset w:val="00"/>
     <w:family w:val="swiss"/>
+    <w:notTrueType/>
     <w:pitch w:val="variable"/>
-    <w:sig w:usb0="E4002EFF" w:usb1="C000E47F" w:usb2="00000009" w:usb3="00000000" w:csb0="000001FF" w:csb1="00000000"/>
+    <w:sig w:usb0="00000003" w:usb1="00000000" w:usb2="00000000" w:usb3="00000000" w:csb0="00000001" w:csb1="00000000"/>
   </w:font>
   <w:font w:name="Calibri">
     <w:panose1 w:val="020F0502020204030204"/>
@@ -3626,6 +3722,7 @@
     <w:rsid w:val="001E7E54"/>
     <w:rsid w:val="0024529A"/>
     <w:rsid w:val="002B4D78"/>
+    <w:rsid w:val="002E122A"/>
     <w:rsid w:val="00303421"/>
     <w:rsid w:val="00311EB6"/>
     <w:rsid w:val="00403411"/>
@@ -10782,11 +10879,12 @@
 </file>
 
 <file path=customXml/item1.xml><?xml version="1.0" encoding="utf-8"?>
-<p:properties xmlns:p="http://schemas.microsoft.com/office/2006/metadata/properties" xmlns:xsi="http://www.w3.org/2001/XMLSchema-instance" xmlns:pc="http://schemas.microsoft.com/office/infopath/2007/PartnerControls">
-  <documentManagement>
-    <MediaServiceKeyPoints xmlns="71af3243-3dd4-4a8d-8c0d-dd76da1f02a5" xsi:nil="true"/>
-  </documentManagement>
-</p:properties>
+<?mso-contentType ?>
+<FormTemplates xmlns="http://schemas.microsoft.com/sharepoint/v3/contenttype/forms">
+  <Display>DocumentLibraryForm</Display>
+  <Edit>DocumentLibraryForm</Edit>
+  <New>DocumentLibraryForm</New>
+</FormTemplates>
 </file>
 
 <file path=customXml/item2.xml><?xml version="1.0" encoding="utf-8"?>
@@ -11001,12 +11099,11 @@
 </file>
 
 <file path=customXml/item3.xml><?xml version="1.0" encoding="utf-8"?>
-<?mso-contentType ?>
-<FormTemplates xmlns="http://schemas.microsoft.com/sharepoint/v3/contenttype/forms">
-  <Display>DocumentLibraryForm</Display>
-  <Edit>DocumentLibraryForm</Edit>
-  <New>DocumentLibraryForm</New>
-</FormTemplates>
+<p:properties xmlns:p="http://schemas.microsoft.com/office/2006/metadata/properties" xmlns:xsi="http://www.w3.org/2001/XMLSchema-instance" xmlns:pc="http://schemas.microsoft.com/office/infopath/2007/PartnerControls">
+  <documentManagement>
+    <MediaServiceKeyPoints xmlns="71af3243-3dd4-4a8d-8c0d-dd76da1f02a5" xsi:nil="true"/>
+  </documentManagement>
+</p:properties>
 </file>
 
 <file path=customXml/item4.xml><?xml version="1.0" encoding="utf-8"?>
@@ -11014,11 +11111,9 @@
 </file>
 
 <file path=customXml/itemProps1.xml><?xml version="1.0" encoding="utf-8"?>
-<ds:datastoreItem xmlns:ds="http://schemas.openxmlformats.org/officeDocument/2006/customXml" ds:itemID="{1C0F1DB1-0C61-488C-B0A6-70FA2F0EF740}">
+<ds:datastoreItem xmlns:ds="http://schemas.openxmlformats.org/officeDocument/2006/customXml" ds:itemID="{05E54A65-BE8F-4660-93A5-993F2E92EF40}">
   <ds:schemaRefs>
-    <ds:schemaRef ds:uri="http://schemas.microsoft.com/office/2006/metadata/properties"/>
-    <ds:schemaRef ds:uri="http://schemas.microsoft.com/office/infopath/2007/PartnerControls"/>
-    <ds:schemaRef ds:uri="71af3243-3dd4-4a8d-8c0d-dd76da1f02a5"/>
+    <ds:schemaRef ds:uri="http://schemas.microsoft.com/sharepoint/v3/contenttype/forms"/>
   </ds:schemaRefs>
 </ds:datastoreItem>
 </file>
@@ -11043,15 +11138,17 @@
 </file>
 
 <file path=customXml/itemProps3.xml><?xml version="1.0" encoding="utf-8"?>
-<ds:datastoreItem xmlns:ds="http://schemas.openxmlformats.org/officeDocument/2006/customXml" ds:itemID="{05E54A65-BE8F-4660-93A5-993F2E92EF40}">
+<ds:datastoreItem xmlns:ds="http://schemas.openxmlformats.org/officeDocument/2006/customXml" ds:itemID="{1C0F1DB1-0C61-488C-B0A6-70FA2F0EF740}">
   <ds:schemaRefs>
-    <ds:schemaRef ds:uri="http://schemas.microsoft.com/sharepoint/v3/contenttype/forms"/>
+    <ds:schemaRef ds:uri="http://schemas.microsoft.com/office/2006/metadata/properties"/>
+    <ds:schemaRef ds:uri="http://schemas.microsoft.com/office/infopath/2007/PartnerControls"/>
+    <ds:schemaRef ds:uri="71af3243-3dd4-4a8d-8c0d-dd76da1f02a5"/>
   </ds:schemaRefs>
 </ds:datastoreItem>
 </file>
 
 <file path=customXml/itemProps4.xml><?xml version="1.0" encoding="utf-8"?>
-<ds:datastoreItem xmlns:ds="http://schemas.openxmlformats.org/officeDocument/2006/customXml" ds:itemID="{FCD069DE-5E44-4C21-B34E-607604327F77}">
+<ds:datastoreItem xmlns:ds="http://schemas.openxmlformats.org/officeDocument/2006/customXml" ds:itemID="{61404456-BD08-4C46-BFDD-7B7AA5AE1FEA}">
   <ds:schemaRefs>
     <ds:schemaRef ds:uri="http://schemas.openxmlformats.org/officeDocument/2006/bibliography"/>
   </ds:schemaRefs>
